--- a/BRIGHTEN_产品介绍.docx
+++ b/BRIGHTEN_产品介绍.docx
@@ -821,7 +821,7 @@
         </w:rPr>
       </w:pPr>
       <w:r>
-        <w:t>     │    ├─ 目标丢失 -&gt; 2 秒延迟后隐藏面板</w:t>
+        <w:t>     │    ├─ 目标丢失 -&gt; 保持面板与 AR 角色可见</w:t>
       </w:r>
     </w:p>
     <w:p>
@@ -1431,7 +1431,7 @@
         </w:rPr>
       </w:pPr>
       <w:r>
-        <w:t>- 语言复杂度：6-12 岁适龄词汇，回复长度控制在 6-8 句</w:t>
+        <w:t>- 语言复杂度：6-12 岁适龄词汇，回复长度控制在 2-4 句</w:t>
       </w:r>
     </w:p>
     <w:p>
@@ -1996,7 +1996,7 @@
         </w:rPr>
       </w:pPr>
       <w:r>
-        <w:t>- 语言复杂度：明确限制为「简单词汇」「6-8 句中等等度」</w:t>
+        <w:t>- 语言复杂度：明确限制为「简单词汇」「2-4 句短回复」</w:t>
       </w:r>
     </w:p>
     <w:p>

--- a/BRIGHTEN_产品介绍.docx
+++ b/BRIGHTEN_产品介绍.docx
@@ -1431,7 +1431,7 @@
         </w:rPr>
       </w:pPr>
       <w:r>
-        <w:t>- 语言复杂度：6-12 岁适龄词汇，回复长度控制在 2-4 句</w:t>
+        <w:t>- 语言复杂度：6-12 岁适龄词汇，回复长度控制在 2-3 句</w:t>
       </w:r>
     </w:p>
     <w:p>
@@ -1996,7 +1996,7 @@
         </w:rPr>
       </w:pPr>
       <w:r>
-        <w:t>- 语言复杂度：明确限制为「简单词汇」「2-4 句短回复」</w:t>
+        <w:t>- 语言复杂度：明确限制为「简单词汇」「2-3 句短回复」</w:t>
       </w:r>
     </w:p>
     <w:p>
